--- a/docs/技术文档.docx
+++ b/docs/技术文档.docx
@@ -5143,7 +5143,19 @@
           <w:b w:val="0"/>
           <w:sz w:val="21"/>
         </w:rPr>
-        <w:t>打印使用 CSS @page 控制纸张与页边距，页码由浏览器生成。双栏模板在打印时改为「浮动侧栏 + 固定栏宽正文」，解决 CSS Grid 无法跨页导致整块内容被推到第二页的问题；侧栏超过一页时，其底色随浮动盒延续。ATS 导出为线性纯文本 / Markdown，并按 JD 给出关键词覆盖提示。</w:t>
+        <w:t>打印使用 CSS @page 控制纸张与页边距，页码由浏览器生成。双栏模板在打印时改为「浮动侧栏 + 固定栏宽正文」，解决 CSS Grid 无法跨页导致整块内容被推到第二页的问题；侧栏超过一页时，其底色随浮动盒延续。</w:t>
+      </w:r>
+    </w:p>
+    <w:p>
+      <w:pPr>
+        <w:ind w:firstLine="420"/>
+      </w:pPr>
+      <w:r>
+        <w:rPr>
+          <w:b w:val="0"/>
+          <w:sz w:val="21"/>
+        </w:rPr>
+        <w:t>导出统一收在一个菜单里，分「数据备份」与「交付格式」两类：JSON 用于整库 / 单份备份与迁移；Word（.docx）由 docx 在浏览器端生成，单列无表格、只含中文主字段，便于 ATS 解析；PDF 图片版用 html-to-image 截取预览纸张、jsPDF 按 A4 拼接（JPEG 压缩，单页约 250 KB），一键下载但文字不可选中；需要矢量文本时走浏览器的「打印 / PDF」。ATS 导出为线性纯文本 / Markdown，并按 JD 给出关键词覆盖提示。两个生成库都用动态 import()，不进入首屏包。</w:t>
       </w:r>
     </w:p>
     <w:p>
